--- a/templates/_PV_AGO/2026_06_26_PV-AGO_Template.docx
+++ b/templates/_PV_AGO/2026_06_26_PV-AGO_Template.docx
@@ -23,7 +23,7 @@
           <w:i/>
           <w:sz w:val="20"/>
         </w:rPr>
-        <w:t xml:space="preserve">({{ PV_AGO_DATE }})</w:t>
+        <w:t xml:space="preserve">(_PV_AGO_DATE_)</w:t>
       </w:r>
     </w:p>
     <w:p/>
@@ -34,57 +34,57 @@
           <w:b/>
           <w:sz w:val="22"/>
         </w:rPr>
-        <w:t xml:space="preserve">SOCIETE : {{ SOCIETE_RAISON_SOCIALE }}</w:t>
-      </w:r>
-    </w:p>
-    <w:p>
-      <w:r>
-        <w:rPr>
-          <w:sz w:val="20"/>
-        </w:rPr>
-        <w:t xml:space="preserve">Forme juridique : {{ SOCIETE_FORME_JURIDIQUE }}</w:t>
-      </w:r>
-    </w:p>
-    <w:p>
-      <w:r>
-        <w:rPr>
-          <w:sz w:val="20"/>
-        </w:rPr>
-        <w:t xml:space="preserve">Capital social : {{ SOCIETE_CAPITAL }} DH</w:t>
-      </w:r>
-    </w:p>
-    <w:p>
-      <w:r>
-        <w:rPr>
-          <w:sz w:val="20"/>
-        </w:rPr>
-        <w:t xml:space="preserve">Siege social : {{ SOCIETE_ADRESSE_SIEGE }}, {{ SOCIETE_VILLE }}</w:t>
-      </w:r>
-    </w:p>
-    <w:p>
-      <w:r>
-        <w:rPr>
-          <w:sz w:val="20"/>
-        </w:rPr>
-        <w:t xml:space="preserve">R.C. : {{ SOCIETE_RC }} | I.F. : {{ SOCIETE_IF }} | ICE : {{ SOCIETE_ICE }}</w:t>
-      </w:r>
-    </w:p>
-    <w:p/>
-    <w:p>
-      <w:r>
-        <w:rPr>
-          <w:sz w:val="20"/>
-        </w:rPr>
-        <w:t xml:space="preserve">Le {{ PV_AGO_DATE }} a {{ PV_AGO_HEURE }}, les associes de la societe {{ SOCIETE_RAISON_SOCIALE }} se sont reunis en Assemblee Generale Ordinaire Annuelle {{ PV_AGO_LIEU }}.</w:t>
-      </w:r>
-    </w:p>
-    <w:p/>
-    <w:p>
-      <w:r>
-        <w:rPr>
-          <w:sz w:val="20"/>
-        </w:rPr>
-        <w:t xml:space="preserve">La seance est presidee par {{ PV_AGO_PRESIDENT_NOM }}, en sa qualite de {{ PV_AGO_PRESIDENT_QUALITE }}.</w:t>
+        <w:t xml:space="preserve">SOCIETE : _SOCIETE_RAISON_SOCIALE_</w:t>
+      </w:r>
+    </w:p>
+    <w:p>
+      <w:r>
+        <w:rPr>
+          <w:sz w:val="20"/>
+        </w:rPr>
+        <w:t xml:space="preserve">Forme juridique : _SOCIETE_FORME_JURIDIQUE_</w:t>
+      </w:r>
+    </w:p>
+    <w:p>
+      <w:r>
+        <w:rPr>
+          <w:sz w:val="20"/>
+        </w:rPr>
+        <w:t xml:space="preserve">Capital social : _SOCIETE_CAPITAL_ DH</w:t>
+      </w:r>
+    </w:p>
+    <w:p>
+      <w:r>
+        <w:rPr>
+          <w:sz w:val="20"/>
+        </w:rPr>
+        <w:t xml:space="preserve">Siege social : _SOCIETE_ADRESSE_SIEGE_, _SOCIETE_VILLE_</w:t>
+      </w:r>
+    </w:p>
+    <w:p>
+      <w:r>
+        <w:rPr>
+          <w:sz w:val="20"/>
+        </w:rPr>
+        <w:t xml:space="preserve">R.C. : _SOCIETE_RC_ | I.F. : _SOCIETE_IF_ | ICE : _SOCIETE_ICE_</w:t>
+      </w:r>
+    </w:p>
+    <w:p/>
+    <w:p>
+      <w:r>
+        <w:rPr>
+          <w:sz w:val="20"/>
+        </w:rPr>
+        <w:t xml:space="preserve">Le _PV_AGO_DATE_ a _PV_AGO_HEURE_, les associes de la societe _SOCIETE_RAISON_SOCIALE_ se sont reunis en Assemblee Generale Ordinaire Annuelle _PV_AGO_LIEU_.</w:t>
+      </w:r>
+    </w:p>
+    <w:p/>
+    <w:p>
+      <w:r>
+        <w:rPr>
+          <w:sz w:val="20"/>
+        </w:rPr>
+        <w:t xml:space="preserve">La seance est presidee par _PV_AGO_PRESIDENT_NOM_, en sa qualite de _PV_AGO_PRESIDENT_QUALITE_.</w:t>
       </w:r>
     </w:p>
     <w:p/>
@@ -102,7 +102,7 @@
         <w:rPr>
           <w:sz w:val="20"/>
         </w:rPr>
-        <w:t xml:space="preserve">Les associes presents ou representes possedent {{ PV_AGO_PARTS_PRESENTES }} parts sur les {{ PV_AGO_TOTAL_PARTS }} parts composant le capital social.</w:t>
+        <w:t xml:space="preserve">Les associes presents ou representes possedent _PV_AGO_PARTS_PRESENTES_ parts sur les _PV_AGO_TOTAL_PARTS_ parts composant le capital social.</w:t>
       </w:r>
     </w:p>
     <w:p/>
@@ -120,7 +120,7 @@
         <w:rPr>
           <w:sz w:val="20"/>
         </w:rPr>
-        <w:t xml:space="preserve">{{ PV_AGO_ORDRE_JOUR }}</w:t>
+        <w:t xml:space="preserve">_PV_AGO_ORDRE_JOUR_</w:t>
       </w:r>
     </w:p>
     <w:p/>
@@ -138,15 +138,15 @@
         <w:rPr>
           <w:sz w:val="20"/>
         </w:rPr>
-        <w:t xml:space="preserve">{{ PV_AGO_RESULTAT_LIB }}</w:t>
-      </w:r>
-    </w:p>
-    <w:p>
-      <w:r>
-        <w:rPr>
-          <w:sz w:val="20"/>
-        </w:rPr>
-        <w:t xml:space="preserve">En consequence, l'Assemblee donne quitus entier a la gerance pour l'execution de son mandat au cours de l'exercice clos le {{ PV_AGO_EXERCICE_CLOS }}.</w:t>
+        <w:t xml:space="preserve">_PV_AGO_RESULTAT_LIB_</w:t>
+      </w:r>
+    </w:p>
+    <w:p>
+      <w:r>
+        <w:rPr>
+          <w:sz w:val="20"/>
+        </w:rPr>
+        <w:t xml:space="preserve">En consequence, l'Assemblee donne quitus entier a la gerance pour l'execution de son mandat au cours de l'exercice clos le _PV_AGO_EXERCICE_CLOS_.</w:t>
       </w:r>
     </w:p>
     <w:p/>
@@ -164,7 +164,7 @@
         <w:rPr>
           <w:sz w:val="20"/>
         </w:rPr>
-        <w:t xml:space="preserve">{{ PV_AGO_CALCUL_DETAIL }}</w:t>
+        <w:t xml:space="preserve">_PV_AGO_CALCUL_DETAIL_</w:t>
       </w:r>
     </w:p>
     <w:p/>
@@ -191,7 +191,7 @@
         <w:rPr>
           <w:sz w:val="20"/>
         </w:rPr>
-        <w:t xml:space="preserve">Fait a {{ SOCIETE_VILLE }}, le {{ DATE_LONG }}.</w:t>
+        <w:t xml:space="preserve">Fait a _SOCIETE_VILLE_, le _DATE_LONG_.</w:t>
       </w:r>
     </w:p>
     <w:p/>
@@ -208,7 +208,7 @@
         <w:rPr>
           <w:sz w:val="20"/>
         </w:rPr>
-        <w:t xml:space="preserve">{{ PV_AGO_PRESIDENT_NOM }}</w:t>
+        <w:t xml:space="preserve">_PV_AGO_PRESIDENT_NOM_</w:t>
       </w:r>
     </w:p>
     <w:p>
@@ -216,7 +216,7 @@
         <w:rPr>
           <w:sz w:val="16"/>
         </w:rPr>
-        <w:t xml:space="preserve">Document genere le {{ DATE }} - Dossier {{ SOCIETE_DOSSIER }}</w:t>
+        <w:t xml:space="preserve">Document genere le _DATE_ - Dossier _SOCIETE_DOSSIER_</w:t>
       </w:r>
     </w:p>
   </w:body>
